--- a/api/Report_Api.docx
+++ b/api/Report_Api.docx
@@ -128,6 +128,9 @@
     </w:p>
     <w:p>
       <w:r>
+        <w:rPr>
+          <w:noProof/>
+        </w:rPr>
         <w:drawing>
           <wp:inline distT="0" distB="0" distL="0" distR="0" wp14:anchorId="565FC2CC" wp14:editId="2FE40BAA">
             <wp:extent cx="5731510" cy="3840480"/>
@@ -205,28 +208,7 @@
           <w:b/>
           <w:bCs/>
         </w:rPr>
-        <w:t>Get</w:t>
-      </w:r>
-      <w:r>
-        <w:rPr>
-          <w:b/>
-          <w:bCs/>
-        </w:rPr>
-        <w:t xml:space="preserve"> request for </w:t>
-      </w:r>
-      <w:r>
-        <w:rPr>
-          <w:b/>
-          <w:bCs/>
-        </w:rPr>
-        <w:t xml:space="preserve">retrieving </w:t>
-      </w:r>
-      <w:r>
-        <w:rPr>
-          <w:b/>
-          <w:bCs/>
-        </w:rPr>
-        <w:t>booking</w:t>
+        <w:t>Get request for retrieving booking</w:t>
       </w:r>
     </w:p>
     <w:p>
@@ -250,19 +232,7 @@
         </w:numPr>
       </w:pPr>
       <w:r>
-        <w:t xml:space="preserve">Send the </w:t>
-      </w:r>
-      <w:r>
-        <w:t>get</w:t>
-      </w:r>
-      <w:r>
-        <w:t xml:space="preserve"> request to ‘/booking</w:t>
-      </w:r>
-      <w:r>
-        <w:t>/{id}</w:t>
-      </w:r>
-      <w:r>
-        <w:t>’</w:t>
+        <w:t>Send the get request to ‘/booking/{id}’</w:t>
       </w:r>
     </w:p>
     <w:p>
@@ -274,17 +244,14 @@
         </w:numPr>
       </w:pPr>
       <w:r>
-        <w:t>Verify the response status code</w:t>
-      </w:r>
-      <w:r>
-        <w:t xml:space="preserve"> (200)</w:t>
-      </w:r>
-      <w:r>
-        <w:t xml:space="preserve"> and response</w:t>
-      </w:r>
-    </w:p>
-    <w:p>
-      <w:r>
+        <w:t>Verify the response status code (200) and response</w:t>
+      </w:r>
+    </w:p>
+    <w:p>
+      <w:r>
+        <w:rPr>
+          <w:noProof/>
+        </w:rPr>
         <w:lastRenderedPageBreak/>
         <w:drawing>
           <wp:inline distT="0" distB="0" distL="0" distR="0" wp14:anchorId="68E72324" wp14:editId="3781D266">
@@ -347,46 +314,117 @@
     <w:p/>
     <w:p>
       <w:r>
-        <w:rPr>
-          <w:noProof/>
-        </w:rPr>
-        <w:drawing>
-          <wp:inline distT="0" distB="0" distL="0" distR="0" wp14:anchorId="21B4EFFA" wp14:editId="4F9C964E">
-            <wp:extent cx="5731510" cy="342900"/>
-            <wp:effectExtent l="0" t="0" r="2540" b="0"/>
-            <wp:docPr id="649818870" name="Picture 1"/>
-            <wp:cNvGraphicFramePr>
-              <a:graphicFrameLocks xmlns:a="http://schemas.openxmlformats.org/drawingml/2006/main" noChangeAspect="1"/>
-            </wp:cNvGraphicFramePr>
-            <a:graphic xmlns:a="http://schemas.openxmlformats.org/drawingml/2006/main">
-              <a:graphicData uri="http://schemas.openxmlformats.org/drawingml/2006/picture">
-                <pic:pic xmlns:pic="http://schemas.openxmlformats.org/drawingml/2006/picture">
-                  <pic:nvPicPr>
-                    <pic:cNvPr id="649818870" name=""/>
-                    <pic:cNvPicPr/>
-                  </pic:nvPicPr>
-                  <pic:blipFill>
-                    <a:blip r:embed="rId8"/>
-                    <a:stretch>
-                      <a:fillRect/>
-                    </a:stretch>
-                  </pic:blipFill>
-                  <pic:spPr>
-                    <a:xfrm>
-                      <a:off x="0" y="0"/>
-                      <a:ext cx="5731510" cy="342900"/>
-                    </a:xfrm>
-                    <a:prstGeom prst="rect">
-                      <a:avLst/>
-                    </a:prstGeom>
-                  </pic:spPr>
-                </pic:pic>
-              </a:graphicData>
-            </a:graphic>
-          </wp:inline>
-        </w:drawing>
-      </w:r>
-    </w:p>
+        <w:t>{</w:t>
+      </w:r>
+    </w:p>
+    <w:p>
+      <w:r>
+        <w:t>  "</w:t>
+      </w:r>
+      <w:proofErr w:type="spellStart"/>
+      <w:r>
+        <w:t>firstname</w:t>
+      </w:r>
+      <w:proofErr w:type="spellEnd"/>
+      <w:r>
+        <w:t>": "John",</w:t>
+      </w:r>
+    </w:p>
+    <w:p>
+      <w:r>
+        <w:t>  "</w:t>
+      </w:r>
+      <w:proofErr w:type="spellStart"/>
+      <w:r>
+        <w:t>lastname</w:t>
+      </w:r>
+      <w:proofErr w:type="spellEnd"/>
+      <w:r>
+        <w:t>": "David",</w:t>
+      </w:r>
+    </w:p>
+    <w:p>
+      <w:r>
+        <w:t>  "</w:t>
+      </w:r>
+      <w:proofErr w:type="spellStart"/>
+      <w:r>
+        <w:t>totalprice</w:t>
+      </w:r>
+      <w:proofErr w:type="spellEnd"/>
+      <w:r>
+        <w:t>": 250,</w:t>
+      </w:r>
+    </w:p>
+    <w:p>
+      <w:r>
+        <w:t>  "</w:t>
+      </w:r>
+      <w:proofErr w:type="spellStart"/>
+      <w:r>
+        <w:t>depositpaid</w:t>
+      </w:r>
+      <w:proofErr w:type="spellEnd"/>
+      <w:r>
+        <w:t>": true,</w:t>
+      </w:r>
+    </w:p>
+    <w:p>
+      <w:r>
+        <w:t>  "</w:t>
+      </w:r>
+      <w:proofErr w:type="spellStart"/>
+      <w:r>
+        <w:t>bookingdates</w:t>
+      </w:r>
+      <w:proofErr w:type="spellEnd"/>
+      <w:r>
+        <w:t>": {</w:t>
+      </w:r>
+    </w:p>
+    <w:p>
+      <w:r>
+        <w:t>    "</w:t>
+      </w:r>
+      <w:proofErr w:type="spellStart"/>
+      <w:r>
+        <w:t>checkin</w:t>
+      </w:r>
+      <w:proofErr w:type="spellEnd"/>
+      <w:r>
+        <w:t>": "2026-08-10",</w:t>
+      </w:r>
+    </w:p>
+    <w:p>
+      <w:r>
+        <w:lastRenderedPageBreak/>
+        <w:t>    "checkout": "2026-08-15"</w:t>
+      </w:r>
+    </w:p>
+    <w:p>
+      <w:r>
+        <w:t>  },</w:t>
+      </w:r>
+    </w:p>
+    <w:p>
+      <w:r>
+        <w:t>  "</w:t>
+      </w:r>
+      <w:proofErr w:type="spellStart"/>
+      <w:r>
+        <w:t>additionalneeds</w:t>
+      </w:r>
+      <w:proofErr w:type="spellEnd"/>
+      <w:r>
+        <w:t>": "Breakfast"</w:t>
+      </w:r>
+    </w:p>
+    <w:p>
+      <w:r>
+        <w:t>}</w:t>
+      </w:r>
+    </w:p>
+    <w:p/>
     <w:p>
       <w:pPr>
         <w:ind w:left="720"/>
@@ -409,8 +447,13 @@
     </w:p>
     <w:p>
       <w:r>
-        <w:t>A new java project in Intellij</w:t>
-      </w:r>
+        <w:t xml:space="preserve">A new java project in </w:t>
+      </w:r>
+      <w:proofErr w:type="spellStart"/>
+      <w:r>
+        <w:t>Intellij</w:t>
+      </w:r>
+      <w:proofErr w:type="spellEnd"/>
     </w:p>
     <w:p>
       <w:pPr>
@@ -448,10 +491,10 @@
         <w:rPr>
           <w:b/>
           <w:bCs/>
+          <w:noProof/>
           <w:sz w:val="28"/>
           <w:szCs w:val="28"/>
         </w:rPr>
-        <w:lastRenderedPageBreak/>
         <w:drawing>
           <wp:inline distT="0" distB="0" distL="0" distR="0" wp14:anchorId="29059AA2" wp14:editId="5709F372">
             <wp:extent cx="5401429" cy="2600688"/>
@@ -468,7 +511,7 @@
                     <pic:cNvPicPr/>
                   </pic:nvPicPr>
                   <pic:blipFill>
-                    <a:blip r:embed="rId9"/>
+                    <a:blip r:embed="rId8"/>
                     <a:stretch>
                       <a:fillRect/>
                     </a:stretch>
@@ -496,6 +539,7 @@
           <w:szCs w:val="28"/>
         </w:rPr>
       </w:pPr>
+      <w:proofErr w:type="spellStart"/>
       <w:r>
         <w:rPr>
           <w:b/>
@@ -505,6 +549,7 @@
         </w:rPr>
         <w:t>MainTest</w:t>
       </w:r>
+      <w:proofErr w:type="spellEnd"/>
       <w:r>
         <w:rPr>
           <w:b/>
@@ -566,24 +611,24 @@
           <w:sz w:val="28"/>
           <w:szCs w:val="28"/>
         </w:rPr>
-        <w:t>required specs like setup  for helping with api requests</w:t>
-      </w:r>
-    </w:p>
-    <w:p>
-      <w:pPr>
+        <w:t xml:space="preserve">required specs like setup  for helping with </w:t>
+      </w:r>
+      <w:proofErr w:type="spellStart"/>
+      <w:r>
         <w:rPr>
           <w:sz w:val="28"/>
           <w:szCs w:val="28"/>
         </w:rPr>
-      </w:pPr>
-    </w:p>
-    <w:p>
-      <w:pPr>
+        <w:t>api</w:t>
+      </w:r>
+      <w:proofErr w:type="spellEnd"/>
+      <w:r>
         <w:rPr>
           <w:sz w:val="28"/>
           <w:szCs w:val="28"/>
         </w:rPr>
-      </w:pPr>
+        <w:t xml:space="preserve"> requests</w:t>
+      </w:r>
     </w:p>
     <w:p>
       <w:pPr>
@@ -612,21 +657,38 @@
     <w:p>
       <w:pPr>
         <w:rPr>
-          <w:b/>
-          <w:bCs/>
           <w:sz w:val="28"/>
           <w:szCs w:val="28"/>
         </w:rPr>
       </w:pPr>
     </w:p>
     <w:p>
-      <w:r>
-        <w:rPr>
-          <w:b/>
-          <w:bCs/>
+      <w:pPr>
+        <w:rPr>
           <w:sz w:val="28"/>
           <w:szCs w:val="28"/>
         </w:rPr>
+      </w:pPr>
+    </w:p>
+    <w:p>
+      <w:pPr>
+        <w:rPr>
+          <w:b/>
+          <w:bCs/>
+          <w:sz w:val="28"/>
+          <w:szCs w:val="28"/>
+        </w:rPr>
+      </w:pPr>
+    </w:p>
+    <w:p>
+      <w:r>
+        <w:rPr>
+          <w:b/>
+          <w:bCs/>
+          <w:sz w:val="28"/>
+          <w:szCs w:val="28"/>
+        </w:rPr>
+        <w:lastRenderedPageBreak/>
         <w:t>Pom.xml –</w:t>
       </w:r>
       <w:r>
@@ -634,23 +696,54 @@
       </w:r>
     </w:p>
     <w:p>
-      <w:r>
-        <w:t>junit-jupiter ---&gt; For the test Tag recognitions</w:t>
-      </w:r>
-    </w:p>
-    <w:p>
-      <w:r>
-        <w:t>rest-assured ---&gt; provide the functions given,when, then for the rest api calls and response handling</w:t>
-      </w:r>
-    </w:p>
-    <w:p>
-      <w:r>
-        <w:t>json-schema-validator  ---&gt;provides the function for schema validation</w:t>
-      </w:r>
-    </w:p>
-    <w:p>
-      <w:r>
-        <w:t>hamcrest matchers --&gt; provides the functions for assertions</w:t>
+      <w:proofErr w:type="spellStart"/>
+      <w:r>
+        <w:t>junit-jupiter</w:t>
+      </w:r>
+      <w:proofErr w:type="spellEnd"/>
+      <w:r>
+        <w:t xml:space="preserve"> ---&gt; For the test Tag recognitions</w:t>
+      </w:r>
+    </w:p>
+    <w:p>
+      <w:r>
+        <w:t xml:space="preserve">rest-assured ---&gt; provide the functions </w:t>
+      </w:r>
+      <w:proofErr w:type="spellStart"/>
+      <w:r>
+        <w:t>given,when</w:t>
+      </w:r>
+      <w:proofErr w:type="spellEnd"/>
+      <w:r>
+        <w:t xml:space="preserve">, then for the rest </w:t>
+      </w:r>
+      <w:proofErr w:type="spellStart"/>
+      <w:r>
+        <w:t>api</w:t>
+      </w:r>
+      <w:proofErr w:type="spellEnd"/>
+      <w:r>
+        <w:t xml:space="preserve"> calls and response handling</w:t>
+      </w:r>
+    </w:p>
+    <w:p>
+      <w:proofErr w:type="spellStart"/>
+      <w:r>
+        <w:t>json</w:t>
+      </w:r>
+      <w:proofErr w:type="spellEnd"/>
+      <w:r>
+        <w:t>-schema-validator  ---&gt;provides the function for schema validation</w:t>
+      </w:r>
+    </w:p>
+    <w:p>
+      <w:proofErr w:type="spellStart"/>
+      <w:r>
+        <w:t>hamcrest</w:t>
+      </w:r>
+      <w:proofErr w:type="spellEnd"/>
+      <w:r>
+        <w:t xml:space="preserve"> matchers --&gt; provides the functions for assertions</w:t>
       </w:r>
     </w:p>
     <w:p>
@@ -667,7 +760,6 @@
           <w:b/>
           <w:bCs/>
         </w:rPr>
-        <w:lastRenderedPageBreak/>
         <w:t>Results</w:t>
       </w:r>
       <w:r>
@@ -676,6 +768,9 @@
     </w:p>
     <w:p>
       <w:r>
+        <w:rPr>
+          <w:noProof/>
+        </w:rPr>
         <w:drawing>
           <wp:inline distT="0" distB="0" distL="0" distR="0" wp14:anchorId="79473798" wp14:editId="25D935C7">
             <wp:extent cx="5731510" cy="2297430"/>
@@ -692,7 +787,7 @@
                     <pic:cNvPicPr/>
                   </pic:nvPicPr>
                   <pic:blipFill>
-                    <a:blip r:embed="rId10"/>
+                    <a:blip r:embed="rId9"/>
                     <a:stretch>
                       <a:fillRect/>
                     </a:stretch>
@@ -1564,7 +1659,6 @@
   <w:style w:type="character" w:default="1" w:styleId="DefaultParagraphFont">
     <w:name w:val="Default Paragraph Font"/>
     <w:uiPriority w:val="1"/>
-    <w:semiHidden/>
     <w:unhideWhenUsed/>
   </w:style>
   <w:style w:type="table" w:default="1" w:styleId="TableNormal">
